--- a/Qualification/docs/IQ.docx
+++ b/Qualification/docs/IQ.docx
@@ -13,7 +13,7 @@
           <w:color w:val="276BB2"/>
           <w:sz w:val="36"/>
         </w:rPr>
-        <w:t>Installation Qualification (IQ) — paraqualis-skills v1.1.0</w:t>
+        <w:t>Installation Qualification (IQ) — paraqualis-skills v1.2.0</w:t>
       </w:r>
     </w:p>
     <w:p>
@@ -309,7 +309,7 @@
               <w:rPr>
                 <w:sz w:val="18"/>
               </w:rPr>
-              <w:t>All four present; `version = "1.1.0"`; valid JSON (`.claude-plugin/plugin.json:1-17`)</w:t>
+              <w:t>All four present; `version = "1.2.0"`; valid JSON (`.claude-plugin/plugin.json:1-17`)</w:t>
             </w:r>
           </w:p>
         </w:tc>
@@ -1401,7 +1401,7 @@
               <w:rPr>
                 <w:sz w:val="18"/>
               </w:rPr>
-              <w:t>`server_version()` MCP tool → 1.1.0 / py 3.12.13</w:t>
+              <w:t>`server_version()` MCP tool → 1.2.0 / py 3.12.13</w:t>
             </w:r>
           </w:p>
         </w:tc>
@@ -2384,7 +2384,7 @@
               <w:rPr>
                 <w:sz w:val="18"/>
               </w:rPr>
-              <w:t>PASS: all fields, `version = 1.1.0`</w:t>
+              <w:t>PASS: all fields, `version = 1.2.0`</w:t>
             </w:r>
           </w:p>
         </w:tc>
@@ -3694,7 +3694,7 @@
               <w:rPr>
                 <w:sz w:val="18"/>
               </w:rPr>
-              <w:t>Declared version (`1.1.0`) surfaced at runtime so deployed version is verifiable</w:t>
+              <w:t>Declared version (`1.2.0`) surfaced at runtime so deployed version is verifiable</w:t>
             </w:r>
           </w:p>
         </w:tc>
@@ -3764,7 +3764,7 @@
               <w:rPr>
                 <w:sz w:val="18"/>
               </w:rPr>
-              <w:t>PASS — `server_version()` → 1.1.0 / 3.12.13</w:t>
+              <w:t>PASS — `server_version()` → 1.2.0 / 3.12.13</w:t>
             </w:r>
           </w:p>
         </w:tc>
@@ -4937,7 +4937,65 @@
               <w:rPr>
                 <w:sz w:val="18"/>
               </w:rPr>
-              <w:t>Qualified-version references updated to v1.1.0 (release bump; remediated build).</w:t>
+              <w:t>Qualified-version references updated to v1.2.0 (release bump; remediated build).</w:t>
+            </w:r>
+          </w:p>
+        </w:tc>
+      </w:tr>
+      <w:tr>
+        <w:tc>
+          <w:tcPr>
+            <w:tcW w:type="dxa" w:w="3528"/>
+          </w:tcPr>
+          <w:p>
+            <w:r/>
+            <w:r>
+              <w:rPr>
+                <w:sz w:val="18"/>
+              </w:rPr>
+              <w:t>0.7 (DRAFT)</w:t>
+            </w:r>
+          </w:p>
+        </w:tc>
+        <w:tc>
+          <w:tcPr>
+            <w:tcW w:type="dxa" w:w="3528"/>
+          </w:tcPr>
+          <w:p>
+            <w:r/>
+            <w:r>
+              <w:rPr>
+                <w:sz w:val="18"/>
+              </w:rPr>
+              <w:t>2026-06-18</w:t>
+            </w:r>
+          </w:p>
+        </w:tc>
+        <w:tc>
+          <w:tcPr>
+            <w:tcW w:type="dxa" w:w="3528"/>
+          </w:tcPr>
+          <w:p>
+            <w:r/>
+            <w:r>
+              <w:rPr>
+                <w:sz w:val="18"/>
+              </w:rPr>
+              <w:t>ParaQualis qualification engine</w:t>
+            </w:r>
+          </w:p>
+        </w:tc>
+        <w:tc>
+          <w:tcPr>
+            <w:tcW w:type="dxa" w:w="3528"/>
+          </w:tcPr>
+          <w:p>
+            <w:r/>
+            <w:r>
+              <w:rPr>
+                <w:sz w:val="18"/>
+              </w:rPr>
+              <w:t>Plugin id renamed paraqualis-skills → paraqualis-gxp; version 1.1.0 → 1.2.0 (no functional change).</w:t>
             </w:r>
           </w:p>
         </w:tc>
